--- a/templates/ICE_Contractors_Proposal_Template.docx
+++ b/templates/ICE_Contractors_Proposal_Template.docx
@@ -130,19 +130,6 @@
               <w:t xml:space="preserve">Instrumentation &amp; Electrical Contractors</w:t>
             </w:r>
           </w:p>
-          <w:p>
-            <w:pPr>
-              <w:jc w:val="center"/>
-            </w:pPr>
-            <w:r>
-              <w:rPr>
-                <w:rFonts w:ascii="Arial" w:cs="Arial" w:eastAsia="Arial" w:hAnsi="Arial"/>
-                <w:sz w:val="18"/>
-                <w:szCs w:val="18"/>
-              </w:rPr>
-              <w:t xml:space="preserve">FEIN: 35-2206612</w:t>
-            </w:r>
-          </w:p>
         </w:tc>
         <w:tc>
           <w:tcPr>
@@ -1826,257 +1813,6 @@
         <w:t xml:space="preserve">EXCLUSIONS</w:t>
       </w:r>
     </w:p>
-    <w:p>
-      <w:pPr>
-        <w:spacing w:after="180" w:before="360"/>
-      </w:pPr>
-      <w:r>
-        <w:rPr>
-          <w:rFonts w:ascii="Arial" w:cs="Arial" w:eastAsia="Arial" w:hAnsi="Arial"/>
-          <w:b/>
-          <w:bCs/>
-          <w:sz w:val="24"/>
-          <w:szCs w:val="24"/>
-        </w:rPr>
-        <w:t xml:space="preserve">AUTHORIZATION</w:t>
-      </w:r>
-    </w:p>
-    <w:tbl>
-      <w:tblPr>
-        <w:tblW w:type="dxa" w:w="9360"/>
-        <w:tblBorders>
-          <w:top w:val="single" w:color="auto" w:sz="4"/>
-          <w:left w:val="single" w:color="auto" w:sz="4"/>
-          <w:bottom w:val="single" w:color="auto" w:sz="4"/>
-          <w:right w:val="single" w:color="auto" w:sz="4"/>
-          <w:insideH w:val="single" w:color="auto" w:sz="4"/>
-          <w:insideV w:val="single" w:color="auto" w:sz="4"/>
-        </w:tblBorders>
-      </w:tblPr>
-      <w:tblGrid>
-        <w:gridCol w:w="4580"/>
-        <w:gridCol w:w="200"/>
-        <w:gridCol w:w="4580"/>
-      </w:tblGrid>
-      <w:tr>
-        <w:tc>
-          <w:tcPr>
-            <w:tcW w:type="dxa" w:w="4580"/>
-            <w:tcBorders>
-              <w:top w:val="none" w:sz="0"/>
-              <w:left w:val="none" w:sz="0"/>
-              <w:bottom w:val="none" w:sz="0"/>
-              <w:right w:val="none" w:sz="0"/>
-            </w:tcBorders>
-            <w:tcMar>
-              <w:top w:type="dxa" w:w="60"/>
-              <w:left w:type="dxa" w:w="100"/>
-              <w:bottom w:type="dxa" w:w="60"/>
-              <w:right w:type="dxa" w:w="100"/>
-            </w:tcMar>
-          </w:tcPr>
-          <w:p>
-            <w:pPr>
-              <w:pBdr>
-                <w:bottom w:val="single" w:color="000000" w:sz="1"/>
-              </w:pBdr>
-              <w:spacing w:after="600"/>
-            </w:pPr>
-            <w:r>
-              <w:rPr>
-                <w:rFonts w:ascii="Arial" w:cs="Arial" w:eastAsia="Arial" w:hAnsi="Arial"/>
-                <w:sz w:val="20"/>
-                <w:szCs w:val="20"/>
-              </w:rPr>
-              <w:t xml:space="preserve"/>
-            </w:r>
-          </w:p>
-          <w:p>
-            <w:r>
-              <w:rPr>
-                <w:rFonts w:ascii="Arial" w:cs="Arial" w:eastAsia="Arial" w:hAnsi="Arial"/>
-                <w:sz w:val="18"/>
-                <w:szCs w:val="18"/>
-              </w:rPr>
-              <w:t xml:space="preserve">Accepted by (Client Signature)</w:t>
-            </w:r>
-          </w:p>
-          <w:p>
-            <w:pPr>
-              <w:spacing w:after="400"/>
-            </w:pPr>
-          </w:p>
-          <w:p>
-            <w:pPr>
-              <w:pBdr>
-                <w:bottom w:val="single" w:color="000000" w:sz="1"/>
-              </w:pBdr>
-              <w:spacing w:after="200"/>
-            </w:pPr>
-            <w:r>
-              <w:rPr>
-                <w:rFonts w:ascii="Arial" w:cs="Arial" w:eastAsia="Arial" w:hAnsi="Arial"/>
-                <w:sz w:val="20"/>
-                <w:szCs w:val="20"/>
-              </w:rPr>
-              <w:t xml:space="preserve"/>
-            </w:r>
-          </w:p>
-          <w:p>
-            <w:r>
-              <w:rPr>
-                <w:rFonts w:ascii="Arial" w:cs="Arial" w:eastAsia="Arial" w:hAnsi="Arial"/>
-                <w:sz w:val="18"/>
-                <w:szCs w:val="18"/>
-              </w:rPr>
-              <w:t xml:space="preserve">Print Name / Title</w:t>
-            </w:r>
-          </w:p>
-          <w:p>
-            <w:pPr>
-              <w:spacing w:after="400"/>
-            </w:pPr>
-          </w:p>
-          <w:p>
-            <w:pPr>
-              <w:pBdr>
-                <w:bottom w:val="single" w:color="000000" w:sz="1"/>
-              </w:pBdr>
-              <w:spacing w:after="200"/>
-            </w:pPr>
-            <w:r>
-              <w:rPr>
-                <w:rFonts w:ascii="Arial" w:cs="Arial" w:eastAsia="Arial" w:hAnsi="Arial"/>
-                <w:sz w:val="20"/>
-                <w:szCs w:val="20"/>
-              </w:rPr>
-              <w:t xml:space="preserve"/>
-            </w:r>
-          </w:p>
-          <w:p>
-            <w:r>
-              <w:rPr>
-                <w:rFonts w:ascii="Arial" w:cs="Arial" w:eastAsia="Arial" w:hAnsi="Arial"/>
-                <w:sz w:val="18"/>
-                <w:szCs w:val="18"/>
-              </w:rPr>
-              <w:t xml:space="preserve">Date</w:t>
-            </w:r>
-          </w:p>
-        </w:tc>
-        <w:tc>
-          <w:tcPr>
-            <w:tcW w:type="dxa" w:w="200"/>
-            <w:tcBorders>
-              <w:top w:val="none" w:sz="0"/>
-              <w:left w:val="none" w:sz="0"/>
-              <w:bottom w:val="none" w:sz="0"/>
-              <w:right w:val="none" w:sz="0"/>
-            </w:tcBorders>
-          </w:tcPr>
-          <w:p/>
-        </w:tc>
-        <w:tc>
-          <w:tcPr>
-            <w:tcW w:type="dxa" w:w="4580"/>
-            <w:tcBorders>
-              <w:top w:val="none" w:sz="0"/>
-              <w:left w:val="none" w:sz="0"/>
-              <w:bottom w:val="none" w:sz="0"/>
-              <w:right w:val="none" w:sz="0"/>
-            </w:tcBorders>
-            <w:tcMar>
-              <w:top w:type="dxa" w:w="60"/>
-              <w:left w:type="dxa" w:w="100"/>
-              <w:bottom w:type="dxa" w:w="60"/>
-              <w:right w:type="dxa" w:w="100"/>
-            </w:tcMar>
-          </w:tcPr>
-          <w:p>
-            <w:r>
-              <w:rPr>
-                <w:rFonts w:ascii="Arial" w:cs="Arial" w:eastAsia="Arial" w:hAnsi="Arial"/>
-                <w:sz w:val="20"/>
-                <w:szCs w:val="20"/>
-              </w:rPr>
-              <w:t xml:space="preserve">Michael G. Freeman, Jr. — President</w:t>
-            </w:r>
-          </w:p>
-          <w:p>
-            <w:r>
-              <w:rPr>
-                <w:rFonts w:ascii="Arial" w:cs="Arial" w:eastAsia="Arial" w:hAnsi="Arial"/>
-                <w:sz w:val="20"/>
-                <w:szCs w:val="20"/>
-              </w:rPr>
-              <w:t xml:space="preserve">ICE Contractors, Inc</w:t>
-            </w:r>
-          </w:p>
-          <w:p>
-            <w:pPr>
-              <w:spacing w:after="400"/>
-            </w:pPr>
-          </w:p>
-          <w:p>
-            <w:pPr>
-              <w:pBdr>
-                <w:bottom w:val="single" w:color="000000" w:sz="1"/>
-              </w:pBdr>
-              <w:spacing w:after="200"/>
-            </w:pPr>
-            <w:r>
-              <w:rPr>
-                <w:rFonts w:ascii="Arial" w:cs="Arial" w:eastAsia="Arial" w:hAnsi="Arial"/>
-                <w:sz w:val="20"/>
-                <w:szCs w:val="20"/>
-              </w:rPr>
-              <w:t xml:space="preserve"/>
-            </w:r>
-          </w:p>
-          <w:p>
-            <w:r>
-              <w:rPr>
-                <w:rFonts w:ascii="Arial" w:cs="Arial" w:eastAsia="Arial" w:hAnsi="Arial"/>
-                <w:sz w:val="18"/>
-                <w:szCs w:val="18"/>
-              </w:rPr>
-              <w:t xml:space="preserve">Print Name / Title</w:t>
-            </w:r>
-          </w:p>
-          <w:p>
-            <w:pPr>
-              <w:spacing w:after="400"/>
-            </w:pPr>
-          </w:p>
-          <w:p>
-            <w:pPr>
-              <w:pBdr>
-                <w:bottom w:val="single" w:color="000000" w:sz="1"/>
-              </w:pBdr>
-              <w:spacing w:after="200"/>
-            </w:pPr>
-            <w:r>
-              <w:rPr>
-                <w:rFonts w:ascii="Arial" w:cs="Arial" w:eastAsia="Arial" w:hAnsi="Arial"/>
-                <w:sz w:val="20"/>
-                <w:szCs w:val="20"/>
-              </w:rPr>
-              <w:t xml:space="preserve"/>
-            </w:r>
-          </w:p>
-          <w:p>
-            <w:r>
-              <w:rPr>
-                <w:rFonts w:ascii="Arial" w:cs="Arial" w:eastAsia="Arial" w:hAnsi="Arial"/>
-                <w:sz w:val="18"/>
-                <w:szCs w:val="18"/>
-              </w:rPr>
-              <w:t xml:space="preserve">Date</w:t>
-            </w:r>
-          </w:p>
-        </w:tc>
-      </w:tr>
-    </w:tbl>
     <w:sectPr>
       <w:footerReference w:type="default" r:id="rId7"/>
       <w:pgSz w:w="12240" w:h="15840" w:orient="portrait"/>

--- a/templates/ICE_Contractors_Proposal_Template.docx
+++ b/templates/ICE_Contractors_Proposal_Template.docx
@@ -1507,7 +1507,7 @@
           <w:sz w:val="20"/>
           <w:szCs w:val="20"/>
         </w:rPr>
-        <w:t xml:space="preserve">Payment terms to be progress payments per Exhibit “K”, with final payment upon completion and acceptance of the Work.</w:t>
+        <w:t xml:space="preserve">Payment terms to be 2%10-Net30 with progress payments every 30 days and final payment upon completion and acceptance of the Work.</w:t>
       </w:r>
     </w:p>
     <w:p>
@@ -1525,7 +1525,7 @@
           <w:sz w:val="20"/>
           <w:szCs w:val="20"/>
         </w:rPr>
-        <w:t xml:space="preserve">Price based on day shift only (5-10s schedule). Any required overtime or shift work will be addressed via change order.</w:t>
+        <w:t xml:space="preserve">Price based on day shift only (4-10s schedule). Any required overtime or shift work will be addressed via change order.</w:t>
       </w:r>
     </w:p>
     <w:p>
@@ -1561,7 +1561,7 @@
           <w:sz w:val="20"/>
           <w:szCs w:val="20"/>
         </w:rPr>
-        <w:t xml:space="preserve">Any required rock blasting for excavation shall be provided by others.</w:t>
+        <w:t xml:space="preserve">Major equipment provided by owner and shall be set in place by others.</w:t>
       </w:r>
     </w:p>
     <w:p>
@@ -1579,7 +1579,7 @@
           <w:sz w:val="20"/>
           <w:szCs w:val="20"/>
         </w:rPr>
-        <w:t xml:space="preserve">Major equipment provided by owner (Solar Mars 100 turbine package, gas compressors, gas coolers, filter separator, fuel gas skids, generator) shall be set in place by others.</w:t>
+        <w:t xml:space="preserve">Construction mats to be provided by others, if applicable.</w:t>
       </w:r>
     </w:p>
     <w:p>
@@ -1597,7 +1597,7 @@
           <w:sz w:val="20"/>
           <w:szCs w:val="20"/>
         </w:rPr>
-        <w:t xml:space="preserve">Construction mats to be provided by others, if applicable.</w:t>
+        <w:t xml:space="preserve">Mobilization billed at receipt of order and upon notice to proceed.</w:t>
       </w:r>
     </w:p>
     <w:p>
@@ -1615,7 +1615,7 @@
           <w:sz w:val="20"/>
           <w:szCs w:val="20"/>
         </w:rPr>
-        <w:t xml:space="preserve">10% will be billed ARO (at receipt of order).</w:t>
+        <w:t xml:space="preserve">Price does not include temporary power. Adequate site power to be provided by owner.</w:t>
       </w:r>
     </w:p>
     <w:p>
@@ -1633,7 +1633,7 @@
           <w:sz w:val="20"/>
           <w:szCs w:val="20"/>
         </w:rPr>
-        <w:t xml:space="preserve">Mobilization billed at receipt of order and upon notice to proceed.</w:t>
+        <w:t xml:space="preserve">Quote assumes one mobilization and demobilization. Any deviation not the fault of ICE Contractors will be offered at an additional charge.</w:t>
       </w:r>
     </w:p>
     <w:p>
@@ -1651,7 +1651,7 @@
           <w:sz w:val="20"/>
           <w:szCs w:val="20"/>
         </w:rPr>
-        <w:t xml:space="preserve">Price does not include temporary power. Adequate site power to be provided by owner.</w:t>
+        <w:t xml:space="preserve">Specialty and long-lead materials to be billed upon delivery at the next applicable progress billing.</w:t>
       </w:r>
     </w:p>
     <w:p>
@@ -1669,7 +1669,7 @@
           <w:sz w:val="20"/>
           <w:szCs w:val="20"/>
         </w:rPr>
-        <w:t xml:space="preserve">Quote assumes one mobilization and demobilization. Any deviation not the fault of ICE Contractors will be offered at an additional charge.</w:t>
+        <w:t xml:space="preserve">Delays or efficiency loss incurred due to circumstances outside our control will be billed at our current T&amp;M rates.</w:t>
       </w:r>
     </w:p>
     <w:p>
@@ -1687,7 +1687,7 @@
           <w:sz w:val="20"/>
           <w:szCs w:val="20"/>
         </w:rPr>
-        <w:t xml:space="preserve">Specialty and long-lead materials to be billed upon delivery at the next applicable progress billing.</w:t>
+        <w:t xml:space="preserve">Any production escalations required at no fault of ICE Contractors will be offered at additional cost on a situational basis.</w:t>
       </w:r>
     </w:p>
     <w:p>
@@ -1705,7 +1705,7 @@
           <w:sz w:val="20"/>
           <w:szCs w:val="20"/>
         </w:rPr>
-        <w:t xml:space="preserve">Delays or efficiency loss incurred due to circumstances outside our control will be billed at our current T&amp;M rates.</w:t>
+        <w:t xml:space="preserve">Structural support and welding provided by mechanical contractor.</w:t>
       </w:r>
     </w:p>
     <w:p>
@@ -1723,7 +1723,7 @@
           <w:sz w:val="20"/>
           <w:szCs w:val="20"/>
         </w:rPr>
-        <w:t xml:space="preserve">Any production escalations required at no fault of ICE Contractors will be offered at additional cost on a situational basis.</w:t>
+        <w:t xml:space="preserve">Red-lined as-built drawings to be provided for owner markup. Final CAD drawings provided by others.</w:t>
       </w:r>
     </w:p>
     <w:p>
@@ -1741,7 +1741,22 @@
           <w:sz w:val="20"/>
           <w:szCs w:val="20"/>
         </w:rPr>
-        <w:t xml:space="preserve">Structural support and welding provided by mechanical contractor.</w:t>
+        <w:t xml:space="preserve">All work per NEC 2023, NFPA 70</w:t>
+      </w:r>
+    </w:p>
+    <w:p>
+      <w:pPr>
+        <w:spacing w:after="180" w:before="360"/>
+      </w:pPr>
+      <w:r>
+        <w:rPr>
+          <w:rFonts w:ascii="Arial" w:cs="Arial" w:eastAsia="Arial" w:hAnsi="Arial"/>
+          <w:b/>
+          <w:bCs/>
+          <w:sz w:val="24"/>
+          <w:szCs w:val="24"/>
+        </w:rPr>
+        <w:t xml:space="preserve">Notes &amp; Exceptions</w:t>
       </w:r>
     </w:p>
     <w:p>
@@ -1759,58 +1774,7 @@
           <w:sz w:val="20"/>
           <w:szCs w:val="20"/>
         </w:rPr>
-        <w:t xml:space="preserve">Red-lined as-built drawings to be provided for owner markup. Final CAD drawings provided by others.</w:t>
-      </w:r>
-    </w:p>
-    <w:p>
-      <w:pPr>
-        <w:pStyle w:val="ListParagraph"/>
-        <w:numPr>
-          <w:ilvl w:val="0"/>
-          <w:numId w:val="3"/>
-        </w:numPr>
-        <w:spacing w:after="60"/>
-      </w:pPr>
-      <w:r>
-        <w:rPr>
-          <w:rFonts w:ascii="Arial" w:cs="Arial" w:eastAsia="Arial" w:hAnsi="Arial"/>
-          <w:sz w:val="20"/>
-          <w:szCs w:val="20"/>
-        </w:rPr>
-        <w:t xml:space="preserve">Contractor shall comply with DOT Anti-Drug, Alcohol Misuse, and OQ Training requirements per bid instructions.</w:t>
-      </w:r>
-    </w:p>
-    <w:p>
-      <w:pPr>
-        <w:pStyle w:val="ListParagraph"/>
-        <w:numPr>
-          <w:ilvl w:val="0"/>
-          <w:numId w:val="3"/>
-        </w:numPr>
-        <w:spacing w:after="60"/>
-      </w:pPr>
-      <w:r>
-        <w:rPr>
-          <w:rFonts w:ascii="Arial" w:cs="Arial" w:eastAsia="Arial" w:hAnsi="Arial"/>
-          <w:sz w:val="20"/>
-          <w:szCs w:val="20"/>
-        </w:rPr>
-        <w:t xml:space="preserve">All work per NEC 2023, NFPA 70, and applicable FGT/Energy Transfer specifications (C8.0602, C8.0601, C8.0603).</w:t>
-      </w:r>
-    </w:p>
-    <w:p>
-      <w:pPr>
-        <w:spacing w:after="180" w:before="360"/>
-      </w:pPr>
-      <w:r>
-        <w:rPr>
-          <w:rFonts w:ascii="Arial" w:cs="Arial" w:eastAsia="Arial" w:hAnsi="Arial"/>
-          <w:b/>
-          <w:bCs/>
-          <w:sz w:val="24"/>
-          <w:szCs w:val="24"/>
-        </w:rPr>
-        <w:t xml:space="preserve">EXCLUSIONS</w:t>
+        <w:t xml:space="preserve">Permitting provided by others.</w:t>
       </w:r>
     </w:p>
     <w:sectPr>

--- a/templates/ICE_Contractors_Proposal_Template.docx
+++ b/templates/ICE_Contractors_Proposal_Template.docx
@@ -15,14 +15,14 @@
         </w:tblBorders>
       </w:tblPr>
       <w:tblGrid>
-        <w:gridCol w:w="2000"/>
-        <w:gridCol w:w="5360"/>
-        <w:gridCol w:w="2000"/>
+        <w:gridCol w:w="1300"/>
+        <w:gridCol w:w="5000"/>
+        <w:gridCol w:w="3060"/>
       </w:tblGrid>
       <w:tr>
         <w:tc>
           <w:tcPr>
-            <w:tcW w:type="dxa" w:w="2000"/>
+            <w:tcW w:type="dxa" w:w="1300"/>
             <w:tcBorders>
               <w:top w:val="none" w:sz="0"/>
               <w:left w:val="none" w:sz="0"/>
@@ -85,7 +85,7 @@
         </w:tc>
         <w:tc>
           <w:tcPr>
-            <w:tcW w:type="dxa" w:w="5360"/>
+            <w:tcW w:type="dxa" w:w="5000"/>
             <w:tcBorders>
               <w:top w:val="none" w:sz="0"/>
               <w:left w:val="none" w:sz="0"/>
@@ -133,7 +133,7 @@
         </w:tc>
         <w:tc>
           <w:tcPr>
-            <w:tcW w:type="dxa" w:w="2000"/>
+            <w:tcW w:type="dxa" w:w="3060"/>
             <w:tcBorders>
               <w:top w:val="none" w:sz="0"/>
               <w:left w:val="none" w:sz="0"/>

--- a/templates/ICE_Contractors_Proposal_Template.docx
+++ b/templates/ICE_Contractors_Proposal_Template.docx
@@ -113,21 +113,6 @@
                 <w:szCs w:val="28"/>
               </w:rPr>
               <w:t xml:space="preserve">ICE CONTRACTORS, INC</w:t>
-            </w:r>
-          </w:p>
-          <w:p>
-            <w:pPr>
-              <w:jc w:val="center"/>
-            </w:pPr>
-            <w:r>
-              <w:rPr>
-                <w:rFonts w:ascii="Arial" w:cs="Arial" w:eastAsia="Arial" w:hAnsi="Arial"/>
-                <w:i/>
-                <w:iCs/>
-                <w:sz w:val="20"/>
-                <w:szCs w:val="20"/>
-              </w:rPr>
-              <w:t xml:space="preserve">Instrumentation &amp; Electrical Contractors</w:t>
             </w:r>
           </w:p>
         </w:tc>
